--- a/notes/04-polynomial-regression.docx
+++ b/notes/04-polynomial-regression.docx
@@ -4,39 +4,20 @@
   <w:body>
     <w:p>
       <w:pPr>
-        <w:pStyle w:val="Title"/>
+        <w:pStyle w:val="Heading1"/>
       </w:pPr>
       <w:r>
-        <w:t>Bài 4: Hồi quy đa thức</w:t>
+        <w:t>Bài 4 — Hồi quy đa thức</w:t>
       </w:r>
     </w:p>
     <w:p>
       <w:r>
-        <w:t>Ghi chú của sinh viên, tổng hợp từ slide bài giảng NCKH.</w:t>
-      </w:r>
-    </w:p>
-    <w:p>
-      <w:pPr>
-        <w:pStyle w:val="Heading1"/>
-      </w:pPr>
-      <w:r>
-        <w:t>POLYNOMIAL REGRESSION</w:t>
-      </w:r>
-    </w:p>
-    <w:p>
-      <w:pPr>
-        <w:pStyle w:val="Heading1"/>
-      </w:pPr>
-      <w:r>
-        <w:t>HỒI QUY ĐA THỨC</w:t>
-      </w:r>
-    </w:p>
-    <w:p>
-      <w:pPr>
-        <w:pStyle w:val="Heading1"/>
-      </w:pPr>
-      <w:r>
-        <w:t>POLYNOMIAL LINEAR REGRESSION</w:t>
+        <w:rPr>
+          <w:i/>
+          <w:color w:val="666666"/>
+          <w:sz w:val="18"/>
+        </w:rPr>
+        <w:t>Ghi chú sinh viên từ slide "04 - Hồi Quy Đa Thức 2022-07-21"  •  Polynomial Regression  (Polynomial Linear Regression)</w:t>
       </w:r>
     </w:p>
     <w:p>
@@ -44,7 +25,1779 @@
         <w:pStyle w:val="Heading2"/>
       </w:pPr>
       <w:r>
-        <w:t>Polynomial Linear Regression</w:t>
+        <w:t>1. Hồi quy đa thức là gì?</w:t>
+      </w:r>
+    </w:p>
+    <w:p>
+      <w:r>
+        <w:rPr>
+          <w:b/>
+        </w:rPr>
+        <w:t>y = w0 + w1·x + w2·x² + … + wn·xⁿ</w:t>
+      </w:r>
+    </w:p>
+    <w:p>
+      <w:pPr/>
+      <w:r>
+        <w:rPr>
+          <w:b w:val="0"/>
+          <w:i w:val="0"/>
+        </w:rPr>
+        <w:t>Trong đó y là biến phụ thuộc (đầu ra), x là biến độc lập (đặc trưng đầu vào), w0 … wn là các tham số của mô hình, và n được gọi là bậc (degree) của mô hình. Ví dụ trong slide chọn bậc n = 4 để minh họa.</w:t>
+      </w:r>
+    </w:p>
+    <w:p>
+      <w:pPr/>
+      <w:r>
+        <w:rPr>
+          <w:b w:val="0"/>
+          <w:i w:val="0"/>
+        </w:rPr>
+        <w:t>Điểm dễ gây nhầm lẫn mà slide nhấn mạnh: dù đường cong của mô hình nhìn phi tuyến theo x, nó vẫn được xếp vào họ hồi quy tuyến tính. Chữ "tuyến tính" ở đây ám chỉ mối quan hệ tuyến tính giữa các trọng số w và y, chứ không phải giữa x và y. Nói cách khác, y vẫn là tổ hợp tuyến tính của các trọng số w, chỉ là các đặc trưng đầu vào đã được biến đổi thành x, x², …, xⁿ trước khi đưa vào mô hình.</w:t>
+      </w:r>
+    </w:p>
+    <w:p>
+      <w:pPr>
+        <w:pStyle w:val="Heading2"/>
+      </w:pPr>
+      <w:r>
+        <w:t>2. Vì sao không dùng hồi quy tuyến tính thường?</w:t>
+      </w:r>
+    </w:p>
+    <w:p>
+      <w:pPr/>
+      <w:r>
+        <w:rPr>
+          <w:b w:val="0"/>
+          <w:i w:val="0"/>
+        </w:rPr>
+        <w:t>Slide dùng tập Position Salaries (nguồn SuperDataScience) để làm rõ hạn chế của đường thẳng. Tập này có 10 người, mỗi người có vị trí công việc (Position), cấp bậc level từ 1 đến 10 và mức lương (Salary). Bài toán là dự đoán lương khi biết cấp bậc.</w:t>
+      </w:r>
+    </w:p>
+    <w:tbl>
+      <w:tblPr>
+        <w:tblStyle w:val="LightGrid-Accent1"/>
+        <w:tblW w:type="auto" w:w="0"/>
+        <w:jc w:val="center"/>
+        <w:tblLook w:firstColumn="1" w:firstRow="1" w:lastColumn="0" w:lastRow="0" w:noHBand="0" w:noVBand="1" w:val="04A0"/>
+      </w:tblPr>
+      <w:tblGrid>
+        <w:gridCol w:w="1704"/>
+        <w:gridCol w:w="1704"/>
+        <w:gridCol w:w="1704"/>
+        <w:gridCol w:w="1704"/>
+        <w:gridCol w:w="1704"/>
+        <w:gridCol w:w="1704"/>
+      </w:tblGrid>
+      <w:tr>
+        <w:tc>
+          <w:tcPr>
+            <w:tcW w:type="dxa" w:w="1704"/>
+          </w:tcPr>
+          <w:p>
+            <w:pPr>
+              <w:jc w:val="center"/>
+            </w:pPr>
+            <w:r>
+              <w:rPr>
+                <w:b/>
+                <w:sz w:val="17"/>
+              </w:rPr>
+              <w:t>Position</w:t>
+            </w:r>
+          </w:p>
+        </w:tc>
+        <w:tc>
+          <w:tcPr>
+            <w:tcW w:type="dxa" w:w="1704"/>
+          </w:tcPr>
+          <w:p>
+            <w:pPr>
+              <w:jc w:val="center"/>
+            </w:pPr>
+            <w:r>
+              <w:rPr>
+                <w:b/>
+                <w:sz w:val="17"/>
+              </w:rPr>
+              <w:t>Level</w:t>
+            </w:r>
+          </w:p>
+        </w:tc>
+        <w:tc>
+          <w:tcPr>
+            <w:tcW w:type="dxa" w:w="1704"/>
+          </w:tcPr>
+          <w:p>
+            <w:pPr>
+              <w:jc w:val="center"/>
+            </w:pPr>
+            <w:r>
+              <w:rPr>
+                <w:b/>
+                <w:sz w:val="17"/>
+              </w:rPr>
+              <w:t>Salary</w:t>
+            </w:r>
+          </w:p>
+        </w:tc>
+        <w:tc>
+          <w:tcPr>
+            <w:tcW w:type="dxa" w:w="1704"/>
+          </w:tcPr>
+          <w:p>
+            <w:pPr>
+              <w:jc w:val="center"/>
+            </w:pPr>
+            <w:r>
+              <w:rPr>
+                <w:b/>
+                <w:sz w:val="17"/>
+              </w:rPr>
+              <w:t>Position</w:t>
+            </w:r>
+          </w:p>
+        </w:tc>
+        <w:tc>
+          <w:tcPr>
+            <w:tcW w:type="dxa" w:w="1704"/>
+          </w:tcPr>
+          <w:p>
+            <w:pPr>
+              <w:jc w:val="center"/>
+            </w:pPr>
+            <w:r>
+              <w:rPr>
+                <w:b/>
+                <w:sz w:val="17"/>
+              </w:rPr>
+              <w:t>Level</w:t>
+            </w:r>
+          </w:p>
+        </w:tc>
+        <w:tc>
+          <w:tcPr>
+            <w:tcW w:type="dxa" w:w="1704"/>
+          </w:tcPr>
+          <w:p>
+            <w:pPr>
+              <w:jc w:val="center"/>
+            </w:pPr>
+            <w:r>
+              <w:rPr>
+                <w:b/>
+                <w:sz w:val="17"/>
+              </w:rPr>
+              <w:t>Salary</w:t>
+            </w:r>
+          </w:p>
+        </w:tc>
+      </w:tr>
+      <w:tr>
+        <w:tc>
+          <w:tcPr>
+            <w:tcW w:type="dxa" w:w="1704"/>
+          </w:tcPr>
+          <w:p>
+            <w:pPr>
+              <w:jc w:val="center"/>
+            </w:pPr>
+            <w:r>
+              <w:rPr>
+                <w:sz w:val="17"/>
+              </w:rPr>
+              <w:t>Business Analyst</w:t>
+            </w:r>
+          </w:p>
+        </w:tc>
+        <w:tc>
+          <w:tcPr>
+            <w:tcW w:type="dxa" w:w="1704"/>
+          </w:tcPr>
+          <w:p>
+            <w:pPr>
+              <w:jc w:val="center"/>
+            </w:pPr>
+            <w:r>
+              <w:rPr>
+                <w:sz w:val="17"/>
+              </w:rPr>
+              <w:t>1</w:t>
+            </w:r>
+          </w:p>
+        </w:tc>
+        <w:tc>
+          <w:tcPr>
+            <w:tcW w:type="dxa" w:w="1704"/>
+          </w:tcPr>
+          <w:p>
+            <w:pPr>
+              <w:jc w:val="center"/>
+            </w:pPr>
+            <w:r>
+              <w:rPr>
+                <w:sz w:val="17"/>
+              </w:rPr>
+              <w:t>45,000</w:t>
+            </w:r>
+          </w:p>
+        </w:tc>
+        <w:tc>
+          <w:tcPr>
+            <w:tcW w:type="dxa" w:w="1704"/>
+          </w:tcPr>
+          <w:p>
+            <w:pPr>
+              <w:jc w:val="center"/>
+            </w:pPr>
+            <w:r>
+              <w:rPr>
+                <w:sz w:val="17"/>
+              </w:rPr>
+              <w:t>Region Manager</w:t>
+            </w:r>
+          </w:p>
+        </w:tc>
+        <w:tc>
+          <w:tcPr>
+            <w:tcW w:type="dxa" w:w="1704"/>
+          </w:tcPr>
+          <w:p>
+            <w:pPr>
+              <w:jc w:val="center"/>
+            </w:pPr>
+            <w:r>
+              <w:rPr>
+                <w:sz w:val="17"/>
+              </w:rPr>
+              <w:t>6</w:t>
+            </w:r>
+          </w:p>
+        </w:tc>
+        <w:tc>
+          <w:tcPr>
+            <w:tcW w:type="dxa" w:w="1704"/>
+          </w:tcPr>
+          <w:p>
+            <w:pPr>
+              <w:jc w:val="center"/>
+            </w:pPr>
+            <w:r>
+              <w:rPr>
+                <w:sz w:val="17"/>
+              </w:rPr>
+              <w:t>150,000</w:t>
+            </w:r>
+          </w:p>
+        </w:tc>
+      </w:tr>
+      <w:tr>
+        <w:tc>
+          <w:tcPr>
+            <w:tcW w:type="dxa" w:w="1704"/>
+          </w:tcPr>
+          <w:p>
+            <w:pPr>
+              <w:jc w:val="center"/>
+            </w:pPr>
+            <w:r>
+              <w:rPr>
+                <w:sz w:val="17"/>
+              </w:rPr>
+              <w:t>Junior Consultant</w:t>
+            </w:r>
+          </w:p>
+        </w:tc>
+        <w:tc>
+          <w:tcPr>
+            <w:tcW w:type="dxa" w:w="1704"/>
+          </w:tcPr>
+          <w:p>
+            <w:pPr>
+              <w:jc w:val="center"/>
+            </w:pPr>
+            <w:r>
+              <w:rPr>
+                <w:sz w:val="17"/>
+              </w:rPr>
+              <w:t>2</w:t>
+            </w:r>
+          </w:p>
+        </w:tc>
+        <w:tc>
+          <w:tcPr>
+            <w:tcW w:type="dxa" w:w="1704"/>
+          </w:tcPr>
+          <w:p>
+            <w:pPr>
+              <w:jc w:val="center"/>
+            </w:pPr>
+            <w:r>
+              <w:rPr>
+                <w:sz w:val="17"/>
+              </w:rPr>
+              <w:t>50,000</w:t>
+            </w:r>
+          </w:p>
+        </w:tc>
+        <w:tc>
+          <w:tcPr>
+            <w:tcW w:type="dxa" w:w="1704"/>
+          </w:tcPr>
+          <w:p>
+            <w:pPr>
+              <w:jc w:val="center"/>
+            </w:pPr>
+            <w:r>
+              <w:rPr>
+                <w:sz w:val="17"/>
+              </w:rPr>
+              <w:t>Partner</w:t>
+            </w:r>
+          </w:p>
+        </w:tc>
+        <w:tc>
+          <w:tcPr>
+            <w:tcW w:type="dxa" w:w="1704"/>
+          </w:tcPr>
+          <w:p>
+            <w:pPr>
+              <w:jc w:val="center"/>
+            </w:pPr>
+            <w:r>
+              <w:rPr>
+                <w:sz w:val="17"/>
+              </w:rPr>
+              <w:t>7</w:t>
+            </w:r>
+          </w:p>
+        </w:tc>
+        <w:tc>
+          <w:tcPr>
+            <w:tcW w:type="dxa" w:w="1704"/>
+          </w:tcPr>
+          <w:p>
+            <w:pPr>
+              <w:jc w:val="center"/>
+            </w:pPr>
+            <w:r>
+              <w:rPr>
+                <w:sz w:val="17"/>
+              </w:rPr>
+              <w:t>200,000</w:t>
+            </w:r>
+          </w:p>
+        </w:tc>
+      </w:tr>
+      <w:tr>
+        <w:tc>
+          <w:tcPr>
+            <w:tcW w:type="dxa" w:w="1704"/>
+          </w:tcPr>
+          <w:p>
+            <w:pPr>
+              <w:jc w:val="center"/>
+            </w:pPr>
+            <w:r>
+              <w:rPr>
+                <w:sz w:val="17"/>
+              </w:rPr>
+              <w:t>Senior Consultant</w:t>
+            </w:r>
+          </w:p>
+        </w:tc>
+        <w:tc>
+          <w:tcPr>
+            <w:tcW w:type="dxa" w:w="1704"/>
+          </w:tcPr>
+          <w:p>
+            <w:pPr>
+              <w:jc w:val="center"/>
+            </w:pPr>
+            <w:r>
+              <w:rPr>
+                <w:sz w:val="17"/>
+              </w:rPr>
+              <w:t>3</w:t>
+            </w:r>
+          </w:p>
+        </w:tc>
+        <w:tc>
+          <w:tcPr>
+            <w:tcW w:type="dxa" w:w="1704"/>
+          </w:tcPr>
+          <w:p>
+            <w:pPr>
+              <w:jc w:val="center"/>
+            </w:pPr>
+            <w:r>
+              <w:rPr>
+                <w:sz w:val="17"/>
+              </w:rPr>
+              <w:t>60,000</w:t>
+            </w:r>
+          </w:p>
+        </w:tc>
+        <w:tc>
+          <w:tcPr>
+            <w:tcW w:type="dxa" w:w="1704"/>
+          </w:tcPr>
+          <w:p>
+            <w:pPr>
+              <w:jc w:val="center"/>
+            </w:pPr>
+            <w:r>
+              <w:rPr>
+                <w:sz w:val="17"/>
+              </w:rPr>
+              <w:t>Senior Partner</w:t>
+            </w:r>
+          </w:p>
+        </w:tc>
+        <w:tc>
+          <w:tcPr>
+            <w:tcW w:type="dxa" w:w="1704"/>
+          </w:tcPr>
+          <w:p>
+            <w:pPr>
+              <w:jc w:val="center"/>
+            </w:pPr>
+            <w:r>
+              <w:rPr>
+                <w:sz w:val="17"/>
+              </w:rPr>
+              <w:t>8</w:t>
+            </w:r>
+          </w:p>
+        </w:tc>
+        <w:tc>
+          <w:tcPr>
+            <w:tcW w:type="dxa" w:w="1704"/>
+          </w:tcPr>
+          <w:p>
+            <w:pPr>
+              <w:jc w:val="center"/>
+            </w:pPr>
+            <w:r>
+              <w:rPr>
+                <w:sz w:val="17"/>
+              </w:rPr>
+              <w:t>300,000</w:t>
+            </w:r>
+          </w:p>
+        </w:tc>
+      </w:tr>
+      <w:tr>
+        <w:tc>
+          <w:tcPr>
+            <w:tcW w:type="dxa" w:w="1704"/>
+          </w:tcPr>
+          <w:p>
+            <w:pPr>
+              <w:jc w:val="center"/>
+            </w:pPr>
+            <w:r>
+              <w:rPr>
+                <w:sz w:val="17"/>
+              </w:rPr>
+              <w:t>Manager</w:t>
+            </w:r>
+          </w:p>
+        </w:tc>
+        <w:tc>
+          <w:tcPr>
+            <w:tcW w:type="dxa" w:w="1704"/>
+          </w:tcPr>
+          <w:p>
+            <w:pPr>
+              <w:jc w:val="center"/>
+            </w:pPr>
+            <w:r>
+              <w:rPr>
+                <w:sz w:val="17"/>
+              </w:rPr>
+              <w:t>4</w:t>
+            </w:r>
+          </w:p>
+        </w:tc>
+        <w:tc>
+          <w:tcPr>
+            <w:tcW w:type="dxa" w:w="1704"/>
+          </w:tcPr>
+          <w:p>
+            <w:pPr>
+              <w:jc w:val="center"/>
+            </w:pPr>
+            <w:r>
+              <w:rPr>
+                <w:sz w:val="17"/>
+              </w:rPr>
+              <w:t>80,000</w:t>
+            </w:r>
+          </w:p>
+        </w:tc>
+        <w:tc>
+          <w:tcPr>
+            <w:tcW w:type="dxa" w:w="1704"/>
+          </w:tcPr>
+          <w:p>
+            <w:pPr>
+              <w:jc w:val="center"/>
+            </w:pPr>
+            <w:r>
+              <w:rPr>
+                <w:sz w:val="17"/>
+              </w:rPr>
+              <w:t>C-level</w:t>
+            </w:r>
+          </w:p>
+        </w:tc>
+        <w:tc>
+          <w:tcPr>
+            <w:tcW w:type="dxa" w:w="1704"/>
+          </w:tcPr>
+          <w:p>
+            <w:pPr>
+              <w:jc w:val="center"/>
+            </w:pPr>
+            <w:r>
+              <w:rPr>
+                <w:sz w:val="17"/>
+              </w:rPr>
+              <w:t>9</w:t>
+            </w:r>
+          </w:p>
+        </w:tc>
+        <w:tc>
+          <w:tcPr>
+            <w:tcW w:type="dxa" w:w="1704"/>
+          </w:tcPr>
+          <w:p>
+            <w:pPr>
+              <w:jc w:val="center"/>
+            </w:pPr>
+            <w:r>
+              <w:rPr>
+                <w:sz w:val="17"/>
+              </w:rPr>
+              <w:t>500,000</w:t>
+            </w:r>
+          </w:p>
+        </w:tc>
+      </w:tr>
+      <w:tr>
+        <w:tc>
+          <w:tcPr>
+            <w:tcW w:type="dxa" w:w="1704"/>
+          </w:tcPr>
+          <w:p>
+            <w:pPr>
+              <w:jc w:val="center"/>
+            </w:pPr>
+            <w:r>
+              <w:rPr>
+                <w:sz w:val="17"/>
+              </w:rPr>
+              <w:t>Country Manager</w:t>
+            </w:r>
+          </w:p>
+        </w:tc>
+        <w:tc>
+          <w:tcPr>
+            <w:tcW w:type="dxa" w:w="1704"/>
+          </w:tcPr>
+          <w:p>
+            <w:pPr>
+              <w:jc w:val="center"/>
+            </w:pPr>
+            <w:r>
+              <w:rPr>
+                <w:sz w:val="17"/>
+              </w:rPr>
+              <w:t>5</w:t>
+            </w:r>
+          </w:p>
+        </w:tc>
+        <w:tc>
+          <w:tcPr>
+            <w:tcW w:type="dxa" w:w="1704"/>
+          </w:tcPr>
+          <w:p>
+            <w:pPr>
+              <w:jc w:val="center"/>
+            </w:pPr>
+            <w:r>
+              <w:rPr>
+                <w:sz w:val="17"/>
+              </w:rPr>
+              <w:t>110,000</w:t>
+            </w:r>
+          </w:p>
+        </w:tc>
+        <w:tc>
+          <w:tcPr>
+            <w:tcW w:type="dxa" w:w="1704"/>
+          </w:tcPr>
+          <w:p>
+            <w:pPr>
+              <w:jc w:val="center"/>
+            </w:pPr>
+            <w:r>
+              <w:rPr>
+                <w:sz w:val="17"/>
+              </w:rPr>
+              <w:t>CEO</w:t>
+            </w:r>
+          </w:p>
+        </w:tc>
+        <w:tc>
+          <w:tcPr>
+            <w:tcW w:type="dxa" w:w="1704"/>
+          </w:tcPr>
+          <w:p>
+            <w:pPr>
+              <w:jc w:val="center"/>
+            </w:pPr>
+            <w:r>
+              <w:rPr>
+                <w:sz w:val="17"/>
+              </w:rPr>
+              <w:t>10</w:t>
+            </w:r>
+          </w:p>
+        </w:tc>
+        <w:tc>
+          <w:tcPr>
+            <w:tcW w:type="dxa" w:w="1704"/>
+          </w:tcPr>
+          <w:p>
+            <w:pPr>
+              <w:jc w:val="center"/>
+            </w:pPr>
+            <w:r>
+              <w:rPr>
+                <w:sz w:val="17"/>
+              </w:rPr>
+              <w:t>1,000,000</w:t>
+            </w:r>
+          </w:p>
+        </w:tc>
+      </w:tr>
+    </w:tbl>
+    <w:p/>
+    <w:p>
+      <w:pPr/>
+      <w:r>
+        <w:rPr>
+          <w:b w:val="0"/>
+          <w:i w:val="0"/>
+        </w:rPr>
+        <w:t>Khi vẽ các điểm (level, salary) lên mặt phẳng tọa độ, đám mây điểm uốn cong rất rõ: lương tăng chậm ở các level thấp rồi tăng vọt ở level 9–10. Một đường thẳng không thể ôm sát đám mây này, nên mô hình tuyến tính đơn biến cho sai số lớn. Đây chính là lúc cần một đường cong đa thức.</w:t>
+      </w:r>
+    </w:p>
+    <w:p>
+      <w:pPr>
+        <w:pStyle w:val="Heading2"/>
+      </w:pPr>
+      <w:r>
+        <w:t>3. Quy trình thực hành trong slide</w:t>
+      </w:r>
+    </w:p>
+    <w:p>
+      <w:pPr>
+        <w:pStyle w:val="Heading3"/>
+      </w:pPr>
+      <w:r>
+        <w:t>Đọc và tách dữ liệu</w:t>
+      </w:r>
+    </w:p>
+    <w:p>
+      <w:r>
+        <w:rPr>
+          <w:rFonts w:ascii="Consolas" w:hAnsi="Consolas"/>
+          <w:sz w:val="17"/>
+        </w:rPr>
+        <w:t>dataset = pd.read_csv("Position_Salaries.csv")</w:t>
+        <w:br/>
+        <w:t>X = dataset.iloc[:, 1:-1].values   # cột Level (giữ dạng 2D)</w:t>
+        <w:br/>
+        <w:t>Y = dataset.iloc[:, -1].values    # cột Salary</w:t>
+      </w:r>
+    </w:p>
+    <w:p>
+      <w:pPr/>
+      <w:r>
+        <w:rPr>
+          <w:b w:val="0"/>
+          <w:i w:val="0"/>
+        </w:rPr>
+        <w:t>Cú pháp iloc[:, 1:-1] lấy cột Level ở dạng ma trận 10×1 để scikit-learn hiểu đúng, còn iloc[:, -1] lấy cột Salary làm véc tơ 10 phần tử.</w:t>
+      </w:r>
+    </w:p>
+    <w:p>
+      <w:pPr>
+        <w:pStyle w:val="Heading3"/>
+      </w:pPr>
+      <w:r>
+        <w:t>Trực quan hóa dữ liệu thô</w:t>
+      </w:r>
+    </w:p>
+    <w:p>
+      <w:r>
+        <w:rPr>
+          <w:rFonts w:ascii="Consolas" w:hAnsi="Consolas"/>
+          <w:sz w:val="17"/>
+        </w:rPr>
+        <w:t>import matplotlib.pyplot as plt</w:t>
+        <w:br/>
+        <w:t>plt.scatter(X, Y, color="red")</w:t>
+        <w:br/>
+        <w:t>plt.title("Position Level vs Salary")</w:t>
+        <w:br/>
+        <w:t>plt.xlabel("Position Level")</w:t>
+        <w:br/>
+        <w:t>plt.ylabel("Salary (dollars/year)")</w:t>
+        <w:br/>
+        <w:t>plt.show()</w:t>
+      </w:r>
+    </w:p>
+    <w:p>
+      <w:pPr/>
+      <w:r>
+        <w:rPr>
+          <w:b w:val="0"/>
+          <w:i w:val="0"/>
+        </w:rPr>
+        <w:t>Biểu đồ scatter cho thấy rõ dữ liệu không có dạng đường thẳng — đây là cơ sở trực quan để quyết định dùng hồi quy đa thức thay vì hồi quy tuyến tính thường.</w:t>
+      </w:r>
+    </w:p>
+    <w:p>
+      <w:pPr>
+        <w:pStyle w:val="Heading3"/>
+      </w:pPr>
+      <w:r>
+        <w:t>Tiền xử lý cho hồi quy đa thức — tạo đặc trưng bậc cao</w:t>
+      </w:r>
+    </w:p>
+    <w:p>
+      <w:pPr/>
+      <w:r>
+        <w:rPr>
+          <w:b w:val="0"/>
+          <w:i w:val="0"/>
+        </w:rPr>
+        <w:t>Ý tưởng then chốt: từ một biến x ban đầu, ta tính thêm các biến mới x², x³, …, xⁿ rồi đưa tất cả vào huấn luyện như một bài hồi quy tuyến tính đa biến. Trong slide, n = 4 nên từ X ta tạo ra X_poly gồm bốn cột là x, x², x³, x⁴. Việc này được thực hiện bằng lớp PolynomialFeatures của scikit-learn:</w:t>
+      </w:r>
+    </w:p>
+    <w:p>
+      <w:r>
+        <w:rPr>
+          <w:rFonts w:ascii="Consolas" w:hAnsi="Consolas"/>
+          <w:sz w:val="17"/>
+        </w:rPr>
+        <w:t>from sklearn.preprocessing import PolynomialFeatures</w:t>
+        <w:br/>
+        <w:t>poly_transform = PolynomialFeatures(degree=4)</w:t>
+        <w:br/>
+        <w:t>X_poly = poly_transform.fit_transform(X)</w:t>
+      </w:r>
+    </w:p>
+    <w:p>
+      <w:pPr/>
+      <w:r>
+        <w:rPr>
+          <w:b w:val="0"/>
+          <w:i w:val="0"/>
+        </w:rPr>
+        <w:t>Sau bước này, mỗi dòng của X_poly chứa các lũy thừa của level, ví dụ level = 5 sẽ thành [1, 5, 25, 125, 625] (cột đầu là hằng số 1 cho w0). Mô hình sau đó chỉ việc học các trọng số w0 … w4 trên không gian đặc trưng mới này.</w:t>
+      </w:r>
+    </w:p>
+    <w:p>
+      <w:pPr>
+        <w:pStyle w:val="Heading2"/>
+      </w:pPr>
+      <w:r>
+        <w:t>4. Huấn luyện hai mô hình để so sánh</w:t>
+      </w:r>
+    </w:p>
+    <w:p>
+      <w:pPr>
+        <w:pStyle w:val="Heading3"/>
+      </w:pPr>
+      <w:r>
+        <w:t>Mô hình 1 — Hồi quy tuyến tính thường</w:t>
+      </w:r>
+    </w:p>
+    <w:p>
+      <w:r>
+        <w:rPr>
+          <w:rFonts w:ascii="Consolas" w:hAnsi="Consolas"/>
+          <w:sz w:val="17"/>
+        </w:rPr>
+        <w:t>from sklearn.linear_model import LinearRegression</w:t>
+        <w:br/>
+        <w:t>lin_reg = LinearRegression()</w:t>
+        <w:br/>
+        <w:t>lin_reg.fit(X, Y)</w:t>
+      </w:r>
+    </w:p>
+    <w:p>
+      <w:pPr>
+        <w:pStyle w:val="Heading3"/>
+      </w:pPr>
+      <w:r>
+        <w:t>Mô hình 2 — Hồi quy đa thức (bậc 4)</w:t>
+      </w:r>
+    </w:p>
+    <w:p>
+      <w:r>
+        <w:rPr>
+          <w:rFonts w:ascii="Consolas" w:hAnsi="Consolas"/>
+          <w:sz w:val="17"/>
+        </w:rPr>
+        <w:t>poly_lin_reg = LinearRegression()</w:t>
+        <w:br/>
+        <w:t>poly_lin_reg.fit(X_poly, Y)</w:t>
+      </w:r>
+    </w:p>
+    <w:p>
+      <w:pPr/>
+      <w:r>
+        <w:rPr>
+          <w:b w:val="0"/>
+          <w:i w:val="0"/>
+        </w:rPr>
+        <w:t>Cả hai mô hình đều dùng cùng lớp LinearRegression; khác biệt duy nhất là dữ liệu đầu vào: mô hình thứ nhất học trên X gốc, mô hình thứ hai học trên X_poly đã được mở rộng bậc.</w:t>
+      </w:r>
+    </w:p>
+    <w:p>
+      <w:pPr>
+        <w:pStyle w:val="Heading2"/>
+      </w:pPr>
+      <w:r>
+        <w:t>5. Trực quan hóa kết quả</w:t>
+      </w:r>
+    </w:p>
+    <w:p>
+      <w:pPr>
+        <w:pStyle w:val="Heading3"/>
+      </w:pPr>
+      <w:r>
+        <w:t>Kết quả của hồi quy tuyến tính</w:t>
+      </w:r>
+    </w:p>
+    <w:p>
+      <w:r>
+        <w:rPr>
+          <w:rFonts w:ascii="Consolas" w:hAnsi="Consolas"/>
+          <w:sz w:val="17"/>
+        </w:rPr>
+        <w:t>Y_pred = lin_reg.predict(X)</w:t>
+        <w:br/>
+        <w:t>plt.scatter(X, Y, color="red")</w:t>
+        <w:br/>
+        <w:t>plt.plot(X, Y_pred, color="blue")</w:t>
+        <w:br/>
+        <w:t>plt.title("Position Level vs Salary")</w:t>
+        <w:br/>
+        <w:t>plt.xlabel("Position Level")</w:t>
+        <w:br/>
+        <w:t>plt.ylabel("Salary (dollars/year)")</w:t>
+        <w:br/>
+        <w:t>plt.show()</w:t>
+      </w:r>
+    </w:p>
+    <w:p>
+      <w:pPr/>
+      <w:r>
+        <w:rPr>
+          <w:b w:val="0"/>
+          <w:i w:val="0"/>
+        </w:rPr>
+        <w:t>Đường thẳng màu xanh nằm khá xa nhiều điểm, đặc biệt ở hai đầu level 1–2 và level 9–10. Đúng như dự đoán, mô hình tuyến tính hoạt động không tốt trên tập cong này.</w:t>
+      </w:r>
+    </w:p>
+    <w:p>
+      <w:pPr>
+        <w:pStyle w:val="Heading3"/>
+      </w:pPr>
+      <w:r>
+        <w:t>Kết quả của hồi quy đa thức</w:t>
+      </w:r>
+    </w:p>
+    <w:p>
+      <w:r>
+        <w:rPr>
+          <w:rFonts w:ascii="Consolas" w:hAnsi="Consolas"/>
+          <w:sz w:val="17"/>
+        </w:rPr>
+        <w:t>Y_poly_pred = poly_lin_reg.predict(X_poly)</w:t>
+        <w:br/>
+        <w:t>plt.scatter(X, Y, color="red")</w:t>
+        <w:br/>
+        <w:t>plt.plot(X, Y_poly_pred, color="blue")</w:t>
+        <w:br/>
+        <w:t>plt.title("Position Level vs Salary")</w:t>
+        <w:br/>
+        <w:t>plt.xlabel("Position Level")</w:t>
+        <w:br/>
+        <w:t>plt.ylabel("Salary (dollars/year)")</w:t>
+        <w:br/>
+        <w:t>plt.show()</w:t>
+      </w:r>
+    </w:p>
+    <w:p>
+      <w:pPr/>
+      <w:r>
+        <w:rPr>
+          <w:b w:val="0"/>
+          <w:i w:val="0"/>
+        </w:rPr>
+        <w:t>Đường cong màu xanh ôm sát đám mây điểm hơn hẳn, cho thấy hồi quy đa thức phù hợp với tập này hơn.</w:t>
+      </w:r>
+    </w:p>
+    <w:p>
+      <w:pPr/>
+      <w:r>
+        <w:rPr>
+          <w:b w:val="0"/>
+          <w:i w:val="0"/>
+        </w:rPr>
+        <w:t>Để đường cong mượt hơn, slide còn tạo một lưới mịn X_dummy gồm các giá trị từ 0 đến 11 với bước 0,1, biến đổi chúng qua poly_transform rồi dự đoán và vẽ lại:</w:t>
+      </w:r>
+    </w:p>
+    <w:p>
+      <w:r>
+        <w:rPr>
+          <w:rFonts w:ascii="Consolas" w:hAnsi="Consolas"/>
+          <w:sz w:val="17"/>
+        </w:rPr>
+        <w:t>X_dummy = np.arange(0, 11, 0.1).reshape(-1, 1)</w:t>
+        <w:br/>
+        <w:t>X_dummy_poly = poly_transform.transform(X_dummy)</w:t>
+        <w:br/>
+        <w:t>Y_dummy_poly_pred = poly_lin_reg.predict(X_dummy_poly)</w:t>
+        <w:br/>
+        <w:t>plt.scatter(X, Y, color="red")</w:t>
+        <w:br/>
+        <w:t>plt.plot(X_dummy, Y_dummy_poly_pred, color="blue")</w:t>
+        <w:br/>
+        <w:t>plt.show()</w:t>
+      </w:r>
+    </w:p>
+    <w:p>
+      <w:pPr/>
+      <w:r>
+        <w:rPr>
+          <w:b w:val="0"/>
+          <w:i w:val="0"/>
+        </w:rPr>
+        <w:t>Đồ thị mịn này làm rõ hình dạng cong của mô hình bậc 4 trên toàn dải level.</w:t>
+      </w:r>
+    </w:p>
+    <w:p>
+      <w:pPr>
+        <w:pStyle w:val="Heading2"/>
+      </w:pPr>
+      <w:r>
+        <w:t>6. So sánh dự đoán trên từng điểm</w:t>
+      </w:r>
+    </w:p>
+    <w:p>
+      <w:pPr/>
+      <w:r>
+        <w:rPr>
+          <w:b w:val="0"/>
+          <w:i w:val="0"/>
+        </w:rPr>
+        <w:t>Slide xây hàm compare(i) để với mỗi mẫu, in ra level, lương thực và lương mà mô hình đa thức dự đoán:</w:t>
+      </w:r>
+    </w:p>
+    <w:p>
+      <w:r>
+        <w:rPr>
+          <w:rFonts w:ascii="Consolas" w:hAnsi="Consolas"/>
+          <w:sz w:val="17"/>
+        </w:rPr>
+        <w:t>def compare(i_example):</w:t>
+        <w:br/>
+        <w:t xml:space="preserve">    x = X[i_example : i_example + 1]</w:t>
+        <w:br/>
+        <w:t xml:space="preserve">    x_poly = poly_transform.transform(x)</w:t>
+        <w:br/>
+        <w:t xml:space="preserve">    y = Y[i_example]</w:t>
+        <w:br/>
+        <w:t xml:space="preserve">    y_pred = poly_lin_reg.predict(x_poly)</w:t>
+        <w:br/>
+        <w:t xml:space="preserve">    print(x, y, y_pred)</w:t>
+        <w:br/>
+        <w:br/>
+        <w:t>for i in range(len(X)):</w:t>
+        <w:br/>
+        <w:t xml:space="preserve">    compare(i)</w:t>
+      </w:r>
+    </w:p>
+    <w:tbl>
+      <w:tblPr>
+        <w:tblStyle w:val="LightGrid-Accent1"/>
+        <w:tblW w:type="auto" w:w="0"/>
+        <w:jc w:val="center"/>
+        <w:tblLook w:firstColumn="1" w:firstRow="1" w:lastColumn="0" w:lastRow="0" w:noHBand="0" w:noVBand="1" w:val="04A0"/>
+      </w:tblPr>
+      <w:tblGrid>
+        <w:gridCol w:w="2556"/>
+        <w:gridCol w:w="2556"/>
+        <w:gridCol w:w="2556"/>
+        <w:gridCol w:w="2556"/>
+      </w:tblGrid>
+      <w:tr>
+        <w:tc>
+          <w:tcPr>
+            <w:tcW w:type="dxa" w:w="2556"/>
+          </w:tcPr>
+          <w:p>
+            <w:pPr>
+              <w:jc w:val="center"/>
+            </w:pPr>
+            <w:r>
+              <w:rPr>
+                <w:b/>
+                <w:sz w:val="17"/>
+              </w:rPr>
+              <w:t>Position</w:t>
+            </w:r>
+          </w:p>
+        </w:tc>
+        <w:tc>
+          <w:tcPr>
+            <w:tcW w:type="dxa" w:w="2556"/>
+          </w:tcPr>
+          <w:p>
+            <w:pPr>
+              <w:jc w:val="center"/>
+            </w:pPr>
+            <w:r>
+              <w:rPr>
+                <w:b/>
+                <w:sz w:val="17"/>
+              </w:rPr>
+              <w:t>Level</w:t>
+            </w:r>
+          </w:p>
+        </w:tc>
+        <w:tc>
+          <w:tcPr>
+            <w:tcW w:type="dxa" w:w="2556"/>
+          </w:tcPr>
+          <w:p>
+            <w:pPr>
+              <w:jc w:val="center"/>
+            </w:pPr>
+            <w:r>
+              <w:rPr>
+                <w:b/>
+                <w:sz w:val="17"/>
+              </w:rPr>
+              <w:t>Salary thực</w:t>
+            </w:r>
+          </w:p>
+        </w:tc>
+        <w:tc>
+          <w:tcPr>
+            <w:tcW w:type="dxa" w:w="2556"/>
+          </w:tcPr>
+          <w:p>
+            <w:pPr>
+              <w:jc w:val="center"/>
+            </w:pPr>
+            <w:r>
+              <w:rPr>
+                <w:b/>
+                <w:sz w:val="17"/>
+              </w:rPr>
+              <w:t>Salary dự đoán (bậc 4)</w:t>
+            </w:r>
+          </w:p>
+        </w:tc>
+      </w:tr>
+      <w:tr>
+        <w:tc>
+          <w:tcPr>
+            <w:tcW w:type="dxa" w:w="2556"/>
+          </w:tcPr>
+          <w:p>
+            <w:pPr>
+              <w:jc w:val="center"/>
+            </w:pPr>
+            <w:r>
+              <w:rPr>
+                <w:sz w:val="17"/>
+              </w:rPr>
+              <w:t>Business Analyst</w:t>
+            </w:r>
+          </w:p>
+        </w:tc>
+        <w:tc>
+          <w:tcPr>
+            <w:tcW w:type="dxa" w:w="2556"/>
+          </w:tcPr>
+          <w:p>
+            <w:pPr>
+              <w:jc w:val="center"/>
+            </w:pPr>
+            <w:r>
+              <w:rPr>
+                <w:sz w:val="17"/>
+              </w:rPr>
+              <w:t>1</w:t>
+            </w:r>
+          </w:p>
+        </w:tc>
+        <w:tc>
+          <w:tcPr>
+            <w:tcW w:type="dxa" w:w="2556"/>
+          </w:tcPr>
+          <w:p>
+            <w:pPr>
+              <w:jc w:val="center"/>
+            </w:pPr>
+            <w:r>
+              <w:rPr>
+                <w:sz w:val="17"/>
+              </w:rPr>
+              <w:t>45,000</w:t>
+            </w:r>
+          </w:p>
+        </w:tc>
+        <w:tc>
+          <w:tcPr>
+            <w:tcW w:type="dxa" w:w="2556"/>
+          </w:tcPr>
+          <w:p>
+            <w:pPr>
+              <w:jc w:val="center"/>
+            </w:pPr>
+            <w:r>
+              <w:rPr>
+                <w:sz w:val="17"/>
+              </w:rPr>
+              <w:t>53,356</w:t>
+            </w:r>
+          </w:p>
+        </w:tc>
+      </w:tr>
+      <w:tr>
+        <w:tc>
+          <w:tcPr>
+            <w:tcW w:type="dxa" w:w="2556"/>
+          </w:tcPr>
+          <w:p>
+            <w:pPr>
+              <w:jc w:val="center"/>
+            </w:pPr>
+            <w:r>
+              <w:rPr>
+                <w:sz w:val="17"/>
+              </w:rPr>
+              <w:t>Junior Consultant</w:t>
+            </w:r>
+          </w:p>
+        </w:tc>
+        <w:tc>
+          <w:tcPr>
+            <w:tcW w:type="dxa" w:w="2556"/>
+          </w:tcPr>
+          <w:p>
+            <w:pPr>
+              <w:jc w:val="center"/>
+            </w:pPr>
+            <w:r>
+              <w:rPr>
+                <w:sz w:val="17"/>
+              </w:rPr>
+              <w:t>2</w:t>
+            </w:r>
+          </w:p>
+        </w:tc>
+        <w:tc>
+          <w:tcPr>
+            <w:tcW w:type="dxa" w:w="2556"/>
+          </w:tcPr>
+          <w:p>
+            <w:pPr>
+              <w:jc w:val="center"/>
+            </w:pPr>
+            <w:r>
+              <w:rPr>
+                <w:sz w:val="17"/>
+              </w:rPr>
+              <w:t>50,000</w:t>
+            </w:r>
+          </w:p>
+        </w:tc>
+        <w:tc>
+          <w:tcPr>
+            <w:tcW w:type="dxa" w:w="2556"/>
+          </w:tcPr>
+          <w:p>
+            <w:pPr>
+              <w:jc w:val="center"/>
+            </w:pPr>
+            <w:r>
+              <w:rPr>
+                <w:sz w:val="17"/>
+              </w:rPr>
+              <w:t>31,759</w:t>
+            </w:r>
+          </w:p>
+        </w:tc>
+      </w:tr>
+      <w:tr>
+        <w:tc>
+          <w:tcPr>
+            <w:tcW w:type="dxa" w:w="2556"/>
+          </w:tcPr>
+          <w:p>
+            <w:pPr>
+              <w:jc w:val="center"/>
+            </w:pPr>
+            <w:r>
+              <w:rPr>
+                <w:sz w:val="17"/>
+              </w:rPr>
+              <w:t>Senior Consultant</w:t>
+            </w:r>
+          </w:p>
+        </w:tc>
+        <w:tc>
+          <w:tcPr>
+            <w:tcW w:type="dxa" w:w="2556"/>
+          </w:tcPr>
+          <w:p>
+            <w:pPr>
+              <w:jc w:val="center"/>
+            </w:pPr>
+            <w:r>
+              <w:rPr>
+                <w:sz w:val="17"/>
+              </w:rPr>
+              <w:t>3</w:t>
+            </w:r>
+          </w:p>
+        </w:tc>
+        <w:tc>
+          <w:tcPr>
+            <w:tcW w:type="dxa" w:w="2556"/>
+          </w:tcPr>
+          <w:p>
+            <w:pPr>
+              <w:jc w:val="center"/>
+            </w:pPr>
+            <w:r>
+              <w:rPr>
+                <w:sz w:val="17"/>
+              </w:rPr>
+              <w:t>60,000</w:t>
+            </w:r>
+          </w:p>
+        </w:tc>
+        <w:tc>
+          <w:tcPr>
+            <w:tcW w:type="dxa" w:w="2556"/>
+          </w:tcPr>
+          <w:p>
+            <w:pPr>
+              <w:jc w:val="center"/>
+            </w:pPr>
+            <w:r>
+              <w:rPr>
+                <w:sz w:val="17"/>
+              </w:rPr>
+              <w:t>94,632</w:t>
+            </w:r>
+          </w:p>
+        </w:tc>
+      </w:tr>
+      <w:tr>
+        <w:tc>
+          <w:tcPr>
+            <w:tcW w:type="dxa" w:w="2556"/>
+          </w:tcPr>
+          <w:p>
+            <w:pPr>
+              <w:jc w:val="center"/>
+            </w:pPr>
+            <w:r>
+              <w:rPr>
+                <w:sz w:val="17"/>
+              </w:rPr>
+              <w:t>Manager</w:t>
+            </w:r>
+          </w:p>
+        </w:tc>
+        <w:tc>
+          <w:tcPr>
+            <w:tcW w:type="dxa" w:w="2556"/>
+          </w:tcPr>
+          <w:p>
+            <w:pPr>
+              <w:jc w:val="center"/>
+            </w:pPr>
+            <w:r>
+              <w:rPr>
+                <w:sz w:val="17"/>
+              </w:rPr>
+              <w:t>4</w:t>
+            </w:r>
+          </w:p>
+        </w:tc>
+        <w:tc>
+          <w:tcPr>
+            <w:tcW w:type="dxa" w:w="2556"/>
+          </w:tcPr>
+          <w:p>
+            <w:pPr>
+              <w:jc w:val="center"/>
+            </w:pPr>
+            <w:r>
+              <w:rPr>
+                <w:sz w:val="17"/>
+              </w:rPr>
+              <w:t>80,000</w:t>
+            </w:r>
+          </w:p>
+        </w:tc>
+        <w:tc>
+          <w:tcPr>
+            <w:tcW w:type="dxa" w:w="2556"/>
+          </w:tcPr>
+          <w:p>
+            <w:pPr>
+              <w:jc w:val="center"/>
+            </w:pPr>
+            <w:r>
+              <w:rPr>
+                <w:sz w:val="17"/>
+              </w:rPr>
+              <w:t>121,724</w:t>
+            </w:r>
+          </w:p>
+        </w:tc>
+      </w:tr>
+      <w:tr>
+        <w:tc>
+          <w:tcPr>
+            <w:tcW w:type="dxa" w:w="2556"/>
+          </w:tcPr>
+          <w:p>
+            <w:pPr>
+              <w:jc w:val="center"/>
+            </w:pPr>
+            <w:r>
+              <w:rPr>
+                <w:sz w:val="17"/>
+              </w:rPr>
+              <w:t>Country Manager</w:t>
+            </w:r>
+          </w:p>
+        </w:tc>
+        <w:tc>
+          <w:tcPr>
+            <w:tcW w:type="dxa" w:w="2556"/>
+          </w:tcPr>
+          <w:p>
+            <w:pPr>
+              <w:jc w:val="center"/>
+            </w:pPr>
+            <w:r>
+              <w:rPr>
+                <w:sz w:val="17"/>
+              </w:rPr>
+              <w:t>5</w:t>
+            </w:r>
+          </w:p>
+        </w:tc>
+        <w:tc>
+          <w:tcPr>
+            <w:tcW w:type="dxa" w:w="2556"/>
+          </w:tcPr>
+          <w:p>
+            <w:pPr>
+              <w:jc w:val="center"/>
+            </w:pPr>
+            <w:r>
+              <w:rPr>
+                <w:sz w:val="17"/>
+              </w:rPr>
+              <w:t>110,000</w:t>
+            </w:r>
+          </w:p>
+        </w:tc>
+        <w:tc>
+          <w:tcPr>
+            <w:tcW w:type="dxa" w:w="2556"/>
+          </w:tcPr>
+          <w:p>
+            <w:pPr>
+              <w:jc w:val="center"/>
+            </w:pPr>
+            <w:r>
+              <w:rPr>
+                <w:sz w:val="17"/>
+              </w:rPr>
+              <w:t>143,275</w:t>
+            </w:r>
+          </w:p>
+        </w:tc>
+      </w:tr>
+      <w:tr>
+        <w:tc>
+          <w:tcPr>
+            <w:tcW w:type="dxa" w:w="2556"/>
+          </w:tcPr>
+          <w:p>
+            <w:pPr>
+              <w:jc w:val="center"/>
+            </w:pPr>
+            <w:r>
+              <w:rPr>
+                <w:sz w:val="17"/>
+              </w:rPr>
+              <w:t>Region Manager</w:t>
+            </w:r>
+          </w:p>
+        </w:tc>
+        <w:tc>
+          <w:tcPr>
+            <w:tcW w:type="dxa" w:w="2556"/>
+          </w:tcPr>
+          <w:p>
+            <w:pPr>
+              <w:jc w:val="center"/>
+            </w:pPr>
+            <w:r>
+              <w:rPr>
+                <w:sz w:val="17"/>
+              </w:rPr>
+              <w:t>6</w:t>
+            </w:r>
+          </w:p>
+        </w:tc>
+        <w:tc>
+          <w:tcPr>
+            <w:tcW w:type="dxa" w:w="2556"/>
+          </w:tcPr>
+          <w:p>
+            <w:pPr>
+              <w:jc w:val="center"/>
+            </w:pPr>
+            <w:r>
+              <w:rPr>
+                <w:sz w:val="17"/>
+              </w:rPr>
+              <w:t>150,000</w:t>
+            </w:r>
+          </w:p>
+        </w:tc>
+        <w:tc>
+          <w:tcPr>
+            <w:tcW w:type="dxa" w:w="2556"/>
+          </w:tcPr>
+          <w:p>
+            <w:pPr>
+              <w:jc w:val="center"/>
+            </w:pPr>
+            <w:r>
+              <w:rPr>
+                <w:sz w:val="17"/>
+              </w:rPr>
+              <w:t>184,003</w:t>
+            </w:r>
+          </w:p>
+        </w:tc>
+      </w:tr>
+      <w:tr>
+        <w:tc>
+          <w:tcPr>
+            <w:tcW w:type="dxa" w:w="2556"/>
+          </w:tcPr>
+          <w:p>
+            <w:pPr>
+              <w:jc w:val="center"/>
+            </w:pPr>
+            <w:r>
+              <w:rPr>
+                <w:sz w:val="17"/>
+              </w:rPr>
+              <w:t>Partner</w:t>
+            </w:r>
+          </w:p>
+        </w:tc>
+        <w:tc>
+          <w:tcPr>
+            <w:tcW w:type="dxa" w:w="2556"/>
+          </w:tcPr>
+          <w:p>
+            <w:pPr>
+              <w:jc w:val="center"/>
+            </w:pPr>
+            <w:r>
+              <w:rPr>
+                <w:sz w:val="17"/>
+              </w:rPr>
+              <w:t>7</w:t>
+            </w:r>
+          </w:p>
+        </w:tc>
+        <w:tc>
+          <w:tcPr>
+            <w:tcW w:type="dxa" w:w="2556"/>
+          </w:tcPr>
+          <w:p>
+            <w:pPr>
+              <w:jc w:val="center"/>
+            </w:pPr>
+            <w:r>
+              <w:rPr>
+                <w:sz w:val="17"/>
+              </w:rPr>
+              <w:t>200,000</w:t>
+            </w:r>
+          </w:p>
+        </w:tc>
+        <w:tc>
+          <w:tcPr>
+            <w:tcW w:type="dxa" w:w="2556"/>
+          </w:tcPr>
+          <w:p>
+            <w:pPr>
+              <w:jc w:val="center"/>
+            </w:pPr>
+            <w:r>
+              <w:rPr>
+                <w:sz w:val="17"/>
+              </w:rPr>
+              <w:t>184,003</w:t>
+            </w:r>
+          </w:p>
+        </w:tc>
+      </w:tr>
+      <w:tr>
+        <w:tc>
+          <w:tcPr>
+            <w:tcW w:type="dxa" w:w="2556"/>
+          </w:tcPr>
+          <w:p>
+            <w:pPr>
+              <w:jc w:val="center"/>
+            </w:pPr>
+            <w:r>
+              <w:rPr>
+                <w:sz w:val="17"/>
+              </w:rPr>
+              <w:t>Senior Partner</w:t>
+            </w:r>
+          </w:p>
+        </w:tc>
+        <w:tc>
+          <w:tcPr>
+            <w:tcW w:type="dxa" w:w="2556"/>
+          </w:tcPr>
+          <w:p>
+            <w:pPr>
+              <w:jc w:val="center"/>
+            </w:pPr>
+            <w:r>
+              <w:rPr>
+                <w:sz w:val="17"/>
+              </w:rPr>
+              <w:t>8</w:t>
+            </w:r>
+          </w:p>
+        </w:tc>
+        <w:tc>
+          <w:tcPr>
+            <w:tcW w:type="dxa" w:w="2556"/>
+          </w:tcPr>
+          <w:p>
+            <w:pPr>
+              <w:jc w:val="center"/>
+            </w:pPr>
+            <w:r>
+              <w:rPr>
+                <w:sz w:val="17"/>
+              </w:rPr>
+              <w:t>300,000</w:t>
+            </w:r>
+          </w:p>
+        </w:tc>
+        <w:tc>
+          <w:tcPr>
+            <w:tcW w:type="dxa" w:w="2556"/>
+          </w:tcPr>
+          <w:p>
+            <w:pPr>
+              <w:jc w:val="center"/>
+            </w:pPr>
+            <w:r>
+              <w:rPr>
+                <w:sz w:val="17"/>
+              </w:rPr>
+              <w:t>289,994</w:t>
+            </w:r>
+          </w:p>
+        </w:tc>
+      </w:tr>
+      <w:tr>
+        <w:tc>
+          <w:tcPr>
+            <w:tcW w:type="dxa" w:w="2556"/>
+          </w:tcPr>
+          <w:p>
+            <w:pPr>
+              <w:jc w:val="center"/>
+            </w:pPr>
+            <w:r>
+              <w:rPr>
+                <w:sz w:val="17"/>
+              </w:rPr>
+              <w:t>C-level</w:t>
+            </w:r>
+          </w:p>
+        </w:tc>
+        <w:tc>
+          <w:tcPr>
+            <w:tcW w:type="dxa" w:w="2556"/>
+          </w:tcPr>
+          <w:p>
+            <w:pPr>
+              <w:jc w:val="center"/>
+            </w:pPr>
+            <w:r>
+              <w:rPr>
+                <w:sz w:val="17"/>
+              </w:rPr>
+              <w:t>9</w:t>
+            </w:r>
+          </w:p>
+        </w:tc>
+        <w:tc>
+          <w:tcPr>
+            <w:tcW w:type="dxa" w:w="2556"/>
+          </w:tcPr>
+          <w:p>
+            <w:pPr>
+              <w:jc w:val="center"/>
+            </w:pPr>
+            <w:r>
+              <w:rPr>
+                <w:sz w:val="17"/>
+              </w:rPr>
+              <w:t>500,000</w:t>
+            </w:r>
+          </w:p>
+        </w:tc>
+        <w:tc>
+          <w:tcPr>
+            <w:tcW w:type="dxa" w:w="2556"/>
+          </w:tcPr>
+          <w:p>
+            <w:pPr>
+              <w:jc w:val="center"/>
+            </w:pPr>
+            <w:r>
+              <w:rPr>
+                <w:sz w:val="17"/>
+              </w:rPr>
+              <w:t>528,694</w:t>
+            </w:r>
+          </w:p>
+        </w:tc>
+      </w:tr>
+      <w:tr>
+        <w:tc>
+          <w:tcPr>
+            <w:tcW w:type="dxa" w:w="2556"/>
+          </w:tcPr>
+          <w:p>
+            <w:pPr>
+              <w:jc w:val="center"/>
+            </w:pPr>
+            <w:r>
+              <w:rPr>
+                <w:sz w:val="17"/>
+              </w:rPr>
+              <w:t>CEO</w:t>
+            </w:r>
+          </w:p>
+        </w:tc>
+        <w:tc>
+          <w:tcPr>
+            <w:tcW w:type="dxa" w:w="2556"/>
+          </w:tcPr>
+          <w:p>
+            <w:pPr>
+              <w:jc w:val="center"/>
+            </w:pPr>
+            <w:r>
+              <w:rPr>
+                <w:sz w:val="17"/>
+              </w:rPr>
+              <w:t>10</w:t>
+            </w:r>
+          </w:p>
+        </w:tc>
+        <w:tc>
+          <w:tcPr>
+            <w:tcW w:type="dxa" w:w="2556"/>
+          </w:tcPr>
+          <w:p>
+            <w:pPr>
+              <w:jc w:val="center"/>
+            </w:pPr>
+            <w:r>
+              <w:rPr>
+                <w:sz w:val="17"/>
+              </w:rPr>
+              <w:t>1,000,000</w:t>
+            </w:r>
+          </w:p>
+        </w:tc>
+        <w:tc>
+          <w:tcPr>
+            <w:tcW w:type="dxa" w:w="2556"/>
+          </w:tcPr>
+          <w:p>
+            <w:pPr>
+              <w:jc w:val="center"/>
+            </w:pPr>
+            <w:r>
+              <w:rPr>
+                <w:sz w:val="17"/>
+              </w:rPr>
+              <w:t>988,916</w:t>
+            </w:r>
+          </w:p>
+        </w:tc>
+      </w:tr>
+    </w:tbl>
+    <w:p/>
+    <w:p>
+      <w:pPr/>
+      <w:r>
+        <w:rPr>
+          <w:b w:val="0"/>
+          <w:i w:val="0"/>
+        </w:rPr>
+        <w:t>Nhận xét: ở các level giữa (6–10), dự đoán bám khá sát, đặc biệt CEO được dự đoán 988.916 so với thực 1.000.000; sai số lớn hơn ở level 2–3 cho thấy ngay cả bậc 4 cũng chưa hoàn hảo và việc chọn bậc cần cân nhắc để tránh quá khớp. So với đường thẳng của hồi quy tuyến tính, đường cong đa thức đã cải thiện rõ rệt.</w:t>
+      </w:r>
+    </w:p>
+    <w:p>
+      <w:pPr>
+        <w:pStyle w:val="Heading2"/>
+      </w:pPr>
+      <w:r>
+        <w:t>7. Điểm cần nhớ</w:t>
       </w:r>
     </w:p>
     <w:p>
@@ -52,7 +1805,11 @@
         <w:pStyle w:val="ListBullet"/>
       </w:pPr>
       <w:r>
-        <w:t>Polynomial Regression (hay Polynomial Linear Regression) là hồi quy đa thức.</w:t>
+        <w:rPr>
+          <w:b w:val="0"/>
+          <w:i w:val="0"/>
+        </w:rPr>
+        <w:t>Hồi quy đa thức thực chất là hồi quy tuyến tính đa biến trên không gian đặc trưng đã được mở rộng bằng các lũy thừa của x.</w:t>
       </w:r>
     </w:p>
     <w:p>
@@ -60,7 +1817,11 @@
         <w:pStyle w:val="ListBullet"/>
       </w:pPr>
       <w:r>
-        <w:t>Mô hình hồi quy đa thức đơn biến có dạng như sau: 𝑦= 𝑤0 + 𝑤1 × 𝑥+ 𝑤2 × 𝑥2 + ⋯+ 𝑤𝑛× 𝑥𝑛</w:t>
+        <w:rPr>
+          <w:b w:val="0"/>
+          <w:i w:val="0"/>
+        </w:rPr>
+        <w:t>Chữ "tuyến tính" chỉ tính tuyến tính theo tham số w, không phải theo x — vì vậy mô hình có thể biểu diễn đường cong nhưng vẫn giải bằng công thức OLS quen thuộc.</w:t>
       </w:r>
     </w:p>
     <w:p>
@@ -68,1083 +1829,26 @@
         <w:pStyle w:val="ListBullet"/>
       </w:pPr>
       <w:r>
-        <w:t>Trong đó:</w:t>
-      </w:r>
-    </w:p>
-    <w:p>
-      <w:pPr>
-        <w:pStyle w:val="ListBullet2"/>
-      </w:pPr>
-      <w:r>
-        <w:t>𝑦là kết quảđầu ra (outcome) hay biến phụthuộc.</w:t>
-      </w:r>
-    </w:p>
-    <w:p>
-      <w:pPr>
-        <w:pStyle w:val="ListBullet2"/>
-      </w:pPr>
-      <w:r>
-        <w:t>𝑥là đặc trưng đầu vào (input feature) hay biến độc lập.</w:t>
-      </w:r>
-    </w:p>
-    <w:p>
-      <w:pPr>
-        <w:pStyle w:val="ListBullet2"/>
-      </w:pPr>
-      <w:r>
-        <w:t>𝑤0, 𝑤1, … , 𝑤𝑛là các tham số(parameters) mô hình.</w:t>
-      </w:r>
-    </w:p>
-    <w:p>
-      <w:pPr>
-        <w:pStyle w:val="ListBullet2"/>
-      </w:pPr>
-      <w:r>
-        <w:t>𝑛được gọi là bậc (degree) của mô hình.</w:t>
-      </w:r>
-    </w:p>
-    <w:p>
-      <w:pPr>
-        <w:pStyle w:val="ListBullet"/>
-      </w:pPr>
-      <w:r>
-        <w:t>Mặc dù vềmặc trực quan, mô hình này biểu diễn một đường cong (phi tuyến), nhưng nó vẫn được coi là một mô hình hồi quy tuyến tính đa biến.</w:t>
-      </w:r>
-    </w:p>
-    <w:p>
-      <w:pPr>
-        <w:pStyle w:val="ListBullet"/>
-      </w:pPr>
-      <w:r>
-        <w:t>Từ“tuyến tính” ám chỉmối quan hệgiữa các trọng số𝑤với 𝑦, không phải mối quan hệ𝑥với 𝑦.</w:t>
-      </w:r>
-    </w:p>
-    <w:p>
-      <w:pPr>
-        <w:pStyle w:val="ListBullet"/>
-      </w:pPr>
-      <w:r>
-        <w:t>Mô hình Polynomial Regression đơn biến có dạng như sau: 𝑦= 𝑤0 + 𝑤1 × 𝑥+ 𝑤2 × 𝑥2 + ⋯+ 𝑤𝑛× 𝑥𝑛</w:t>
-      </w:r>
-    </w:p>
-    <w:p>
-      <w:pPr>
-        <w:pStyle w:val="Heading1"/>
-      </w:pPr>
-      <w:r>
-        <w:t>DATASET</w:t>
-      </w:r>
-    </w:p>
-    <w:p>
-      <w:pPr>
-        <w:pStyle w:val="Heading2"/>
-      </w:pPr>
-      <w:r>
-        <w:t>Dataset</w:t>
-      </w:r>
-    </w:p>
-    <w:p>
-      <w:pPr>
-        <w:pStyle w:val="ListBullet"/>
-      </w:pPr>
-      <w:r>
-        <w:t>Tên tập dữliệu: Position Salaries.</w:t>
-      </w:r>
-    </w:p>
-    <w:p>
-      <w:pPr>
-        <w:pStyle w:val="ListBullet"/>
-      </w:pPr>
-      <w:r>
-        <w:t>Nguồn: learning.</w:t>
-      </w:r>
-    </w:p>
-    <w:p>
-      <w:pPr>
-        <w:pStyle w:val="ListBullet"/>
-      </w:pPr>
-      <w:r>
-        <w:t>Tập dữliệu gồm 10 điểm dữliệu, mỗi điểm dữliệu gồm 3 thuộc tính, gồm:</w:t>
-      </w:r>
-    </w:p>
-    <w:p>
-      <w:pPr>
-        <w:pStyle w:val="ListBullet2"/>
-      </w:pPr>
-      <w:r>
-        <w:t>Vịtrí công việc (Position): mô tảtên một công việc.</w:t>
-      </w:r>
-    </w:p>
-    <w:p>
-      <w:pPr>
-        <w:pStyle w:val="ListBullet2"/>
-      </w:pPr>
-      <w:r>
-        <w:t>Cấp bậc (Level): là một sốnguyên trong khoảng 1 – 10, tương ứng với vịtrí cao hay thấp trong một công ty.</w:t>
-      </w:r>
-    </w:p>
-    <w:p>
-      <w:pPr>
-        <w:pStyle w:val="ListBullet2"/>
-      </w:pPr>
-      <w:r>
-        <w:t>Mức lương (Salary): là một sốthực dương.</w:t>
+        <w:rPr>
+          <w:b w:val="0"/>
+          <w:i w:val="0"/>
+        </w:rPr>
+        <w:t>Việc chọn bậc n là một đánh đổi: bậc quá thấp thì chưa đủ linh hoạt, bậc quá cao thì dễ quá khớp với dữ liệu huấn luyện và dự đoán kém trên dữ liệu mới. Slide chọn n = 4 như một ví dụ cân bằng cho tập 10 điểm này.</w:t>
       </w:r>
     </w:p>
     <w:p>
       <w:r>
-        <w:t>Position</w:t>
-      </w:r>
-    </w:p>
-    <w:p>
-      <w:r>
-        <w:t>Level Salary</w:t>
-      </w:r>
-    </w:p>
-    <w:p>
-      <w:r>
-        <w:t>Business Analyst</w:t>
-      </w:r>
-    </w:p>
-    <w:p>
-      <w:r>
-        <w:t>45,000</w:t>
-      </w:r>
-    </w:p>
-    <w:p>
-      <w:r>
-        <w:t>Junior Consultant</w:t>
-      </w:r>
-    </w:p>
-    <w:p>
-      <w:r>
-        <w:t>50,000</w:t>
-      </w:r>
-    </w:p>
-    <w:p>
-      <w:r>
-        <w:t>Senior Consultant</w:t>
-      </w:r>
-    </w:p>
-    <w:p>
-      <w:r>
-        <w:t>60,000</w:t>
-      </w:r>
-    </w:p>
-    <w:p>
-      <w:r>
-        <w:t>Manager</w:t>
-      </w:r>
-    </w:p>
-    <w:p>
-      <w:r>
-        <w:t>80,000</w:t>
-      </w:r>
-    </w:p>
-    <w:p>
-      <w:r>
-        <w:t>Country Manager</w:t>
-      </w:r>
-    </w:p>
-    <w:p>
-      <w:r>
-        <w:t>110,000</w:t>
-      </w:r>
-    </w:p>
-    <w:p>
-      <w:r>
-        <w:t>Position</w:t>
-      </w:r>
-    </w:p>
-    <w:p>
-      <w:r>
-        <w:t>Level</w:t>
-      </w:r>
-    </w:p>
-    <w:p>
-      <w:r>
-        <w:t>Salary</w:t>
-      </w:r>
-    </w:p>
-    <w:p>
-      <w:r>
-        <w:t>Region Manager</w:t>
-      </w:r>
-    </w:p>
-    <w:p>
-      <w:r>
-        <w:t>150,000</w:t>
-      </w:r>
-    </w:p>
-    <w:p>
-      <w:r>
-        <w:t>Partner</w:t>
-      </w:r>
-    </w:p>
-    <w:p>
-      <w:r>
-        <w:t>200,000</w:t>
-      </w:r>
-    </w:p>
-    <w:p>
-      <w:r>
-        <w:t>Senior Partner</w:t>
-      </w:r>
-    </w:p>
-    <w:p>
-      <w:r>
-        <w:t>300,000</w:t>
-      </w:r>
-    </w:p>
-    <w:p>
-      <w:r>
-        <w:t>C-level</w:t>
-      </w:r>
-    </w:p>
-    <w:p>
-      <w:r>
-        <w:t>500,000</w:t>
-      </w:r>
-    </w:p>
-    <w:p>
-      <w:r>
-        <w:t>CEO</w:t>
-      </w:r>
-    </w:p>
-    <w:p>
-      <w:r>
-        <w:t>1,000,000</w:t>
-      </w:r>
-    </w:p>
-    <w:p>
-      <w:pPr>
-        <w:pStyle w:val="ListBullet"/>
-      </w:pPr>
-      <w:r>
-        <w:t>Bài toán: Dựđoán mức lương của một người khi biết được cấp độ(vịtrí) công việc của người đó.</w:t>
-      </w:r>
-    </w:p>
-    <w:p>
-      <w:pPr>
-        <w:pStyle w:val="ListBullet"/>
-      </w:pPr>
-      <w:r>
-        <w:t>Ta sẽsửdụng đồng thời hai thuật toán</w:t>
-      </w:r>
-    </w:p>
-    <w:p>
-      <w:pPr>
-        <w:pStyle w:val="ListBullet2"/>
-      </w:pPr>
-      <w:r>
-        <w:t>Thuật toán Linear Regression và</w:t>
-      </w:r>
-    </w:p>
-    <w:p>
-      <w:pPr>
-        <w:pStyle w:val="ListBullet2"/>
-      </w:pPr>
-      <w:r>
-        <w:t>Thuật toán Polynomial Linear Regression cho tập dữliệu này đểso sánh hiệu suất của cảhai mô hình.</w:t>
-      </w:r>
-    </w:p>
-    <w:p>
-      <w:pPr>
-        <w:pStyle w:val="Heading1"/>
-      </w:pPr>
-      <w:r>
-        <w:t>TRỰC QUAN HÓA DỮLIỆU</w:t>
-      </w:r>
-    </w:p>
-    <w:p>
-      <w:pPr>
-        <w:pStyle w:val="Heading1"/>
-      </w:pPr>
-      <w:r>
-        <w:t>Trực quan hóa dữliệu</w:t>
-      </w:r>
-    </w:p>
-    <w:p>
-      <w:pPr>
-        <w:pStyle w:val="ListBullet"/>
-      </w:pPr>
-      <w:r>
-        <w:t>Đọc dữliệu từfile csv và phân tách các giá trị:</w:t>
-      </w:r>
-    </w:p>
-    <w:p>
-      <w:pPr>
-        <w:pStyle w:val="ListBullet2"/>
-      </w:pPr>
-      <w:r>
-        <w:t>Giá trị đầu vào – ký hiệu là X, và</w:t>
-      </w:r>
-    </w:p>
-    <w:p>
-      <w:pPr>
-        <w:pStyle w:val="ListBullet2"/>
-      </w:pPr>
-      <w:r>
-        <w:t>Giá trị đầu ra – ký hiệu là Y.</w:t>
-      </w:r>
-    </w:p>
-    <w:p>
-      <w:r>
-        <w:t>1. import pandas as pd</w:t>
-      </w:r>
-    </w:p>
-    <w:p>
-      <w:r>
-        <w:t>2. import numpy as np</w:t>
-      </w:r>
-    </w:p>
-    <w:p>
-      <w:r>
-        <w:t>3. dataset = pd.read_csv("Position_Salaries.csv")</w:t>
-      </w:r>
-    </w:p>
-    <w:p>
-      <w:r>
-        <w:t>4. X = dataset.iloc[:, 1:-1].values</w:t>
-      </w:r>
-    </w:p>
-    <w:p>
-      <w:r>
-        <w:t>5. Y = dataset.iloc[:, -1].values</w:t>
-      </w:r>
-    </w:p>
-    <w:p>
-      <w:pPr>
-        <w:pStyle w:val="ListBullet"/>
-      </w:pPr>
-      <w:r>
-        <w:t>Ta vẽcác điểm (level, salary) lên mặt phẳng tọa độđểxem xét sự tương quan giữa cấp độcông việc và mức lương.</w:t>
-      </w:r>
-    </w:p>
-    <w:p>
-      <w:r>
-        <w:t>6. import matplotlib.pyplot as plt</w:t>
-      </w:r>
-    </w:p>
-    <w:p>
-      <w:r>
-        <w:t>7. plt.scatter(X, Y, color = "red")</w:t>
-      </w:r>
-    </w:p>
-    <w:p>
-      <w:r>
-        <w:t>8. plt.title("Position Level vs Salary")</w:t>
-      </w:r>
-    </w:p>
-    <w:p>
-      <w:r>
-        <w:t>9. plt.xlabel("Position Level")</w:t>
-      </w:r>
-    </w:p>
-    <w:p>
-      <w:r>
-        <w:t>10.plt.ylabel("Salary (dollars/year)")</w:t>
-      </w:r>
-    </w:p>
-    <w:p>
-      <w:r>
-        <w:t>11.plt.show()</w:t>
-      </w:r>
-    </w:p>
-    <w:p>
-      <w:pPr>
-        <w:pStyle w:val="ListBullet"/>
-      </w:pPr>
-      <w:r>
-        <w:t>Tập dữliệu này không tuyến tính (không có dạng một đường thẳng).</w:t>
-      </w:r>
-    </w:p>
-    <w:p>
-      <w:pPr>
-        <w:pStyle w:val="ListBullet"/>
-      </w:pPr>
-      <w:r>
-        <w:t>Do đó, thuật toán hồi quy tuyến tính – Linear Regression sẽkhông hoạt động tốt trên tập dữliệu này.</w:t>
-      </w:r>
-    </w:p>
-    <w:p>
-      <w:pPr>
-        <w:pStyle w:val="Heading1"/>
-      </w:pPr>
-      <w:r>
-        <w:t>POLYNOMIAL LINEAR REGRESSION</w:t>
-      </w:r>
-    </w:p>
-    <w:p>
-      <w:pPr>
-        <w:pStyle w:val="Heading2"/>
-      </w:pPr>
-      <w:r>
-        <w:t>Polynomial Linear Regression</w:t>
-      </w:r>
-    </w:p>
-    <w:p>
-      <w:pPr>
-        <w:pStyle w:val="ListBullet"/>
-      </w:pPr>
-      <w:r>
-        <w:t>Polynomial Regression (hay Polynomial Linear Regression) là hồi quy đa thức.</w:t>
-      </w:r>
-    </w:p>
-    <w:p>
-      <w:pPr>
-        <w:pStyle w:val="ListBullet"/>
-      </w:pPr>
-      <w:r>
-        <w:t>Mô hình hồi quy đa thức đơn biến có dạng như sau: 𝑦= 𝑤0 + 𝑤1 × 𝑥+ 𝑤2 × 𝑥2 + ⋯+ 𝑤𝑛× 𝑥𝑛</w:t>
-      </w:r>
-    </w:p>
-    <w:p>
-      <w:pPr>
-        <w:pStyle w:val="ListBullet"/>
-      </w:pPr>
-      <w:r>
-        <w:t>Trong đó:</w:t>
-      </w:r>
-    </w:p>
-    <w:p>
-      <w:pPr>
-        <w:pStyle w:val="ListBullet2"/>
-      </w:pPr>
-      <w:r>
-        <w:t>𝑦là mức lương.</w:t>
-      </w:r>
-    </w:p>
-    <w:p>
-      <w:pPr>
-        <w:pStyle w:val="ListBullet2"/>
-      </w:pPr>
-      <w:r>
-        <w:t>𝑥là vịtrí – level.</w:t>
-      </w:r>
-    </w:p>
-    <w:p>
-      <w:pPr>
-        <w:pStyle w:val="ListBullet2"/>
-      </w:pPr>
-      <w:r>
-        <w:t>𝑤0, 𝑤1, … , 𝑤𝑛là các tham số(parameters) mô hình.</w:t>
-      </w:r>
-    </w:p>
-    <w:p>
-      <w:pPr>
-        <w:pStyle w:val="ListBullet2"/>
-      </w:pPr>
-      <w:r>
-        <w:t>𝑛được gọi là bậc (degree) của mô hình – ta lấy bậc là 4.</w:t>
-      </w:r>
-    </w:p>
-    <w:p>
-      <w:pPr>
-        <w:pStyle w:val="ListBullet"/>
-      </w:pPr>
-      <w:r>
-        <w:t>Mặc dù vềmặc trực quan, mô hình này biểu diễn một đường cong (phi tuyến), nhưng nó vẫn được coi là một mô hình hồi quy tuyến tính đa biến.</w:t>
-      </w:r>
-    </w:p>
-    <w:p>
-      <w:pPr>
-        <w:pStyle w:val="ListBullet"/>
-      </w:pPr>
-      <w:r>
-        <w:t>Từ“tuyến tính” ám chỉmối quan hệgiữa các trọng số𝑤với 𝑦, không phải mối quan hệ𝑥với 𝑦.</w:t>
-      </w:r>
-    </w:p>
-    <w:p>
-      <w:pPr>
-        <w:pStyle w:val="ListBullet"/>
-      </w:pPr>
-      <w:r>
-        <w:t>Mô hình Polynomial Regression đơn biến có dạng như sau: 𝑦= 𝑤0 + 𝑤1 × 𝑥+ 𝑤2 × 𝑥2 + ⋯+ 𝑤𝑛× 𝑥𝑛</w:t>
-      </w:r>
-    </w:p>
-    <w:p>
-      <w:pPr>
-        <w:pStyle w:val="Heading1"/>
-      </w:pPr>
-      <w:r>
-        <w:t>TIỀN XỬLÝ DỮLIỆU</w:t>
-      </w:r>
-    </w:p>
-    <w:p>
-      <w:pPr>
-        <w:pStyle w:val="Heading2"/>
-      </w:pPr>
-      <w:r>
-        <w:t>Tiền xửlý dữliệu</w:t>
-      </w:r>
-    </w:p>
-    <w:p>
-      <w:pPr>
-        <w:pStyle w:val="ListBullet"/>
-      </w:pPr>
-      <w:r>
-        <w:t>Đểhuấn luyện mô hình Polynomial Linear Regression, ta sẽtính trước các biến 𝑥, 𝑥2, 𝑥3, … , 𝑥𝑛, sau đó đưa các biến này vào huấn luyện ởmô hình Linear Regression.</w:t>
-      </w:r>
-    </w:p>
-    <w:p>
-      <w:pPr>
-        <w:pStyle w:val="ListBullet"/>
-      </w:pPr>
-      <w:r>
-        <w:t>Ta dùng lớp PolynomialFeatures ởmodule preprocessing, package sklearn cho phép biến đổi trên.</w:t>
-      </w:r>
-    </w:p>
-    <w:p>
-      <w:pPr>
-        <w:pStyle w:val="ListBullet"/>
-      </w:pPr>
-      <w:r>
-        <w:t>𝑛(degree) ởbài này được đặt là 4, tức ta sẽtính 𝑥, 𝑥2, 𝑥3, 𝑥4.</w:t>
-      </w:r>
-    </w:p>
-    <w:p>
-      <w:r>
-        <w:t>12.from sklearn.preprocessing import PolynomialFeatures</w:t>
-      </w:r>
-    </w:p>
-    <w:p>
-      <w:r>
-        <w:t>13.poly_transform = PolynomialFeatures(degree=4)</w:t>
-      </w:r>
-    </w:p>
-    <w:p>
-      <w:r>
-        <w:t>14.X_poly = poly_transform.fit_transform(X)</w:t>
-      </w:r>
-    </w:p>
-    <w:p>
-      <w:pPr>
-        <w:pStyle w:val="Heading1"/>
-      </w:pPr>
-      <w:r>
-        <w:t>HUẤN LUYỆN MÔ HÌNH</w:t>
-      </w:r>
-    </w:p>
-    <w:p>
-      <w:pPr>
-        <w:pStyle w:val="Heading2"/>
-      </w:pPr>
-      <w:r>
-        <w:t>Huấn luyện mô hình</w:t>
-      </w:r>
-    </w:p>
-    <w:p>
-      <w:pPr>
-        <w:pStyle w:val="ListBullet"/>
-      </w:pPr>
-      <w:r>
-        <w:t>Trước tiên, ta huấn luyện tập dữliệu với mô hình Linear</w:t>
-      </w:r>
-    </w:p>
-    <w:p>
-      <w:r>
-        <w:t>Regression bằng cách sửdụng lớp LinearRegression trong module sklearn.linear_model.</w:t>
-      </w:r>
-    </w:p>
-    <w:p>
-      <w:r>
-        <w:t>15.from sklearn.linear_model import LinearRegression</w:t>
-      </w:r>
-    </w:p>
-    <w:p>
-      <w:r>
-        <w:t>16.lin_reg = LinearRegression()</w:t>
-      </w:r>
-    </w:p>
-    <w:p>
-      <w:r>
-        <w:t>17.lin_reg.fit(X, Y)</w:t>
-      </w:r>
-    </w:p>
-    <w:p>
-      <w:pPr>
-        <w:pStyle w:val="ListBullet"/>
-      </w:pPr>
-      <w:r>
-        <w:t>Ta tiếp tục huấn luyện tập dữliệu với Polynomial Linear</w:t>
-      </w:r>
-    </w:p>
-    <w:p>
-      <w:r>
-        <w:t>Regression bằng cách đưa dữliệu đã biến đổi bằng phép</w:t>
-      </w:r>
-    </w:p>
-    <w:p>
-      <w:r>
-        <w:t>Polynomial</w:t>
-      </w:r>
-    </w:p>
-    <w:p>
-      <w:r>
-        <w:t>Transform vào huấn luyện ở mô hình</w:t>
-      </w:r>
-    </w:p>
-    <w:p>
-      <w:r>
-        <w:t>Linear</w:t>
-      </w:r>
-    </w:p>
-    <w:p>
-      <w:r>
-        <w:t>Regression.</w:t>
-      </w:r>
-    </w:p>
-    <w:p>
-      <w:r>
-        <w:t>18.poly_lin_reg = LinearRegression()</w:t>
-      </w:r>
-    </w:p>
-    <w:p>
-      <w:r>
-        <w:t>19.poly_lin_reg.fit(X_poly, Y)</w:t>
-      </w:r>
-    </w:p>
-    <w:p>
-      <w:pPr>
-        <w:pStyle w:val="Heading1"/>
-      </w:pPr>
-      <w:r>
-        <w:t>TRỰC QUAN HÓA KẾT QUẢ</w:t>
-      </w:r>
-    </w:p>
-    <w:p>
-      <w:pPr>
-        <w:pStyle w:val="Heading1"/>
-      </w:pPr>
-      <w:r>
-        <w:t>Trực quan hóa kết quả</w:t>
-      </w:r>
-    </w:p>
-    <w:p>
-      <w:pPr>
-        <w:pStyle w:val="ListBullet"/>
-      </w:pPr>
-      <w:r>
-        <w:t>Trực quan hóa kết quảkhi sửdụng mô hình Linear Regression.</w:t>
-      </w:r>
-    </w:p>
-    <w:p>
-      <w:r>
-        <w:t>24.Y_pred = lin_reg.predict(X)</w:t>
-      </w:r>
-    </w:p>
-    <w:p>
-      <w:r>
-        <w:t>25.plt.scatter(X, Y, color = "red")</w:t>
-      </w:r>
-    </w:p>
-    <w:p>
-      <w:r>
-        <w:t>26.plt.plot(X, Y_pred, color = "blue")</w:t>
-      </w:r>
-    </w:p>
-    <w:p>
-      <w:r>
-        <w:t>27.plt.title("Position Level vs Salary")</w:t>
-      </w:r>
-    </w:p>
-    <w:p>
-      <w:r>
-        <w:t>28.plt.xlabel("Position Level")</w:t>
-      </w:r>
-    </w:p>
-    <w:p>
-      <w:r>
-        <w:t>29.plt.ylabel("Salary (dollars/year)")</w:t>
-      </w:r>
-    </w:p>
-    <w:p>
-      <w:r>
-        <w:t>30.plt.show()</w:t>
-      </w:r>
-    </w:p>
-    <w:p>
-      <w:pPr>
-        <w:pStyle w:val="ListBullet"/>
-      </w:pPr>
-      <w:r>
-        <w:t>Như đã dựđoán, mô hình</w:t>
-      </w:r>
-    </w:p>
-    <w:p>
-      <w:r>
-        <w:t>Linear Regression hoạt động không tốt trên tập dữliệu này.</w:t>
-      </w:r>
-    </w:p>
-    <w:p>
-      <w:pPr>
-        <w:pStyle w:val="ListBullet"/>
-      </w:pPr>
-      <w:r>
-        <w:t>Trực quan hóa kết quảkhi sửdụng mô hình Polynomial Linear</w:t>
-      </w:r>
-    </w:p>
-    <w:p>
-      <w:r>
-        <w:t>Regression.</w:t>
-      </w:r>
-    </w:p>
-    <w:p>
-      <w:r>
-        <w:t>31.Y_poly_pred = poly_lin_reg.predict(X_poly)</w:t>
-      </w:r>
-    </w:p>
-    <w:p>
-      <w:r>
-        <w:t>32.plt.scatter(X, Y, color = "red")</w:t>
-      </w:r>
-    </w:p>
-    <w:p>
-      <w:r>
-        <w:t>33.plt.plot(X, Y_poly_pred, color = "blue")</w:t>
-      </w:r>
-    </w:p>
-    <w:p>
-      <w:r>
-        <w:t>34.plt.title("Position Level vs Salary")</w:t>
-      </w:r>
-    </w:p>
-    <w:p>
-      <w:r>
-        <w:t>35.plt.xlabel("Position Level")</w:t>
-      </w:r>
-    </w:p>
-    <w:p>
-      <w:r>
-        <w:t>36.plt.ylabel("Salary (dollars/year)")</w:t>
-      </w:r>
-    </w:p>
-    <w:p>
-      <w:r>
-        <w:t>37.plt.show()</w:t>
-      </w:r>
-    </w:p>
-    <w:p>
-      <w:pPr>
-        <w:pStyle w:val="ListBullet"/>
-      </w:pPr>
-      <w:r>
-        <w:t>Ta thấy mô hình Polynomial</w:t>
-      </w:r>
-    </w:p>
-    <w:p>
-      <w:r>
-        <w:t>Linear Regression phù hợp với tập dữliệu này hơn Linear</w:t>
-      </w:r>
-    </w:p>
-    <w:p>
-      <w:r>
-        <w:t>Regression thông thường.</w:t>
-      </w:r>
-    </w:p>
-    <w:p>
-      <w:pPr>
-        <w:pStyle w:val="ListBullet"/>
-      </w:pPr>
-      <w:r>
-        <w:t>Vẽlại đồthịmà mô hình Polynomial Linear Regression dựđoán.</w:t>
-      </w:r>
-    </w:p>
-    <w:p>
-      <w:r>
-        <w:t>38.X_dummy = np.arange(0, 11, 0.1).reshape(-1, 1)</w:t>
-      </w:r>
-    </w:p>
-    <w:p>
-      <w:r>
-        <w:t>39.X_dummy_poly = poly_transform.transform(X_dummy)</w:t>
-      </w:r>
-    </w:p>
-    <w:p>
-      <w:r>
-        <w:t>40.Y_dummy_poly_pred=poly_lin_reg.predict(X_dummy_poly)</w:t>
-      </w:r>
-    </w:p>
-    <w:p>
-      <w:r>
-        <w:t>41.plt.scatter(X, Y, color = "red")</w:t>
-      </w:r>
-    </w:p>
-    <w:p>
-      <w:r>
-        <w:t>42.plt.plot(X_dummy, Y_dummy_poly_pred, color = "blue")</w:t>
-      </w:r>
-    </w:p>
-    <w:p>
-      <w:r>
-        <w:t>43.plt.title("Position Level vs Salary")</w:t>
-      </w:r>
-    </w:p>
-    <w:p>
-      <w:r>
-        <w:t>44.plt.xlabel("Position Level")</w:t>
-      </w:r>
-    </w:p>
-    <w:p>
-      <w:r>
-        <w:t>45.plt.ylabel("Salary (dollars/year)")</w:t>
-      </w:r>
-    </w:p>
-    <w:p>
-      <w:r>
-        <w:t>46.plt.show()</w:t>
-      </w:r>
-    </w:p>
-    <w:p>
-      <w:pPr>
-        <w:pStyle w:val="ListBullet"/>
-      </w:pPr>
-      <w:r>
-        <w:t>Xây dựng hàm so sánh kết quảtrên từng điểm dữliệu.</w:t>
-      </w:r>
-    </w:p>
-    <w:p>
-      <w:r>
-        <w:t>47.def compare(i_example):</w:t>
-      </w:r>
-    </w:p>
-    <w:p>
-      <w:r>
-        <w:t>48. x = X[i_example : i_example + 1]</w:t>
-      </w:r>
-    </w:p>
-    <w:p>
-      <w:r>
-        <w:t>49. x_poly = poly_transform.transform(x)</w:t>
-      </w:r>
-    </w:p>
-    <w:p>
-      <w:r>
-        <w:t>50. y = Y[i_example]</w:t>
-      </w:r>
-    </w:p>
-    <w:p>
-      <w:r>
-        <w:t>51. y_pred = poly_lin_reg.predict(x_poly)</w:t>
-      </w:r>
-    </w:p>
-    <w:p>
-      <w:r>
-        <w:t>52. print(x, y, y_pred)</w:t>
-      </w:r>
-    </w:p>
-    <w:p>
-      <w:pPr>
-        <w:pStyle w:val="ListBullet"/>
-      </w:pPr>
-      <w:r>
-        <w:t>Gọi hàm so sánh kết quảtrên tất cảđiểm dữliệu trong tập training.</w:t>
-      </w:r>
-    </w:p>
-    <w:p>
-      <w:r>
-        <w:t>53.for i in range(len(X)):</w:t>
-      </w:r>
-    </w:p>
-    <w:p>
-      <w:r>
-        <w:t>54. compare(i)</w:t>
-      </w:r>
-    </w:p>
-    <w:p>
-      <w:r>
-        <w:t>Position</w:t>
-      </w:r>
-    </w:p>
-    <w:p>
-      <w:r>
-        <w:t>Level</w:t>
-      </w:r>
-    </w:p>
-    <w:p>
-      <w:r>
-        <w:t>Salary</w:t>
-      </w:r>
-    </w:p>
-    <w:p>
-      <w:r>
-        <w:t>Predicted Salary</w:t>
-      </w:r>
-    </w:p>
-    <w:p>
-      <w:r>
-        <w:t>Business Analyst</w:t>
-      </w:r>
-    </w:p>
-    <w:p>
-      <w:r>
-        <w:t>45,000</w:t>
-      </w:r>
-    </w:p>
-    <w:p>
-      <w:r>
-        <w:t>53,356</w:t>
-      </w:r>
-    </w:p>
-    <w:p>
-      <w:r>
-        <w:t>Junior Consultant</w:t>
-      </w:r>
-    </w:p>
-    <w:p>
-      <w:r>
-        <w:t>50,000</w:t>
-      </w:r>
-    </w:p>
-    <w:p>
-      <w:r>
-        <w:t>31,759</w:t>
-      </w:r>
-    </w:p>
-    <w:p>
-      <w:r>
-        <w:t>Senior Consultant</w:t>
-      </w:r>
-    </w:p>
-    <w:p>
-      <w:r>
-        <w:t>60,000</w:t>
-      </w:r>
-    </w:p>
-    <w:p>
-      <w:r>
-        <w:t>94,632</w:t>
-      </w:r>
-    </w:p>
-    <w:p>
-      <w:r>
-        <w:t>Manager</w:t>
-      </w:r>
-    </w:p>
-    <w:p>
-      <w:r>
-        <w:t>80,000</w:t>
-      </w:r>
-    </w:p>
-    <w:p>
-      <w:r>
-        <w:t>121,724</w:t>
-      </w:r>
-    </w:p>
-    <w:p>
-      <w:r>
-        <w:t>Country Manager</w:t>
-      </w:r>
-    </w:p>
-    <w:p>
-      <w:r>
-        <w:t>110,000</w:t>
-      </w:r>
-    </w:p>
-    <w:p>
-      <w:r>
-        <w:t>143,275</w:t>
-      </w:r>
-    </w:p>
-    <w:p>
-      <w:r>
-        <w:t>Position</w:t>
-      </w:r>
-    </w:p>
-    <w:p>
-      <w:r>
-        <w:t>Level</w:t>
-      </w:r>
-    </w:p>
-    <w:p>
-      <w:r>
-        <w:t>Salary</w:t>
-      </w:r>
-    </w:p>
-    <w:p>
-      <w:r>
-        <w:t>Predicted Salary</w:t>
-      </w:r>
-    </w:p>
-    <w:p>
-      <w:r>
-        <w:t>Region Manager</w:t>
-      </w:r>
-    </w:p>
-    <w:p>
-      <w:r>
-        <w:t>150,000</w:t>
-      </w:r>
-    </w:p>
-    <w:p>
-      <w:r>
-        <w:t>184,003</w:t>
-      </w:r>
-    </w:p>
-    <w:p>
-      <w:r>
-        <w:t>Partner</w:t>
-      </w:r>
-    </w:p>
-    <w:p>
-      <w:r>
-        <w:t>200,000</w:t>
-      </w:r>
-    </w:p>
-    <w:p>
-      <w:r>
-        <w:t>184,003</w:t>
-      </w:r>
-    </w:p>
-    <w:p>
-      <w:r>
-        <w:t>Senior Partner</w:t>
-      </w:r>
-    </w:p>
-    <w:p>
-      <w:r>
-        <w:t>300,000</w:t>
-      </w:r>
-    </w:p>
-    <w:p>
-      <w:r>
-        <w:t>289,994</w:t>
-      </w:r>
-    </w:p>
-    <w:p>
-      <w:r>
-        <w:t>C-level</w:t>
-      </w:r>
-    </w:p>
-    <w:p>
-      <w:r>
-        <w:t>500,000</w:t>
-      </w:r>
-    </w:p>
-    <w:p>
-      <w:r>
-        <w:t>528,694</w:t>
-      </w:r>
-    </w:p>
-    <w:p>
-      <w:r>
-        <w:t>CEO</w:t>
-      </w:r>
-    </w:p>
-    <w:p>
-      <w:r>
-        <w:t>1,000,000</w:t>
-      </w:r>
-    </w:p>
-    <w:p>
-      <w:r>
-        <w:t>988,916</w:t>
+        <w:rPr>
+          <w:i/>
+          <w:color w:val="777777"/>
+          <w:sz w:val="16"/>
+        </w:rPr>
+        <w:t>Ghi chú: nội dung bám sát slide "04 - Hồi Quy Đa Thức 2022-07-21" và tập Position_Salaries.csv (10 mẫu). Các bảng lương và dự đoán giữ nguyên số liệu trong slide; đồ thị scatter/đường cong được mô tả bằng lời và kèm code vẽ lại để có thể chạy trực tiếp.</w:t>
       </w:r>
     </w:p>
     <w:sectPr>
       <w:pgSz w:w="12240" w:h="15840"/>
-      <w:pgMar w:top="1440" w:right="1800" w:bottom="1440" w:left="1800" w:header="720" w:footer="720" w:gutter="0"/>
+      <w:pgMar w:top="864" w:right="1008" w:bottom="864" w:left="1008" w:header="720" w:footer="720" w:gutter="0"/>
       <w:cols w:space="720"/>
       <w:docGrid w:linePitch="360"/>
     </w:sectPr>
@@ -1515,9 +2219,12 @@
     <w:name w:val="Normal"/>
     <w:qFormat/>
     <w:rsid w:val="00FC693F"/>
+    <w:pPr>
+      <w:spacing w:after="80" w:line="252" w:lineRule="auto"/>
+    </w:pPr>
     <w:rPr>
-      <w:rFonts w:ascii="Times New Roman" w:hAnsi="Times New Roman"/>
-      <w:sz w:val="24"/>
+      <w:rFonts w:ascii="Calibri" w:hAnsi="Calibri"/>
+      <w:sz w:val="21"/>
     </w:rPr>
   </w:style>
   <w:style w:type="paragraph" w:styleId="Header">
@@ -1575,15 +2282,15 @@
     <w:pPr>
       <w:keepNext/>
       <w:keepLines/>
-      <w:spacing w:before="480" w:after="0"/>
+      <w:spacing w:before="240" w:after="100"/>
       <w:outlineLvl w:val="0"/>
     </w:pPr>
     <w:rPr>
       <w:rFonts w:asciiTheme="majorHAnsi" w:eastAsiaTheme="majorEastAsia" w:hAnsiTheme="majorHAnsi" w:cstheme="majorBidi"/>
       <w:b/>
       <w:bCs/>
-      <w:color w:val="365F91" w:themeColor="accent1" w:themeShade="BF"/>
-      <w:sz w:val="28"/>
+      <w:color w:val="1B3A5C"/>
+      <w:sz w:val="32"/>
       <w:szCs w:val="28"/>
     </w:rPr>
   </w:style>
@@ -1599,15 +2306,15 @@
     <w:pPr>
       <w:keepNext/>
       <w:keepLines/>
-      <w:spacing w:before="200" w:after="0"/>
+      <w:spacing w:before="180" w:after="100"/>
       <w:outlineLvl w:val="1"/>
     </w:pPr>
     <w:rPr>
       <w:rFonts w:asciiTheme="majorHAnsi" w:eastAsiaTheme="majorEastAsia" w:hAnsiTheme="majorHAnsi" w:cstheme="majorBidi"/>
       <w:b/>
       <w:bCs/>
-      <w:color w:val="4F81BD" w:themeColor="accent1"/>
-      <w:sz w:val="26"/>
+      <w:color w:val="2E74B5"/>
+      <w:sz w:val="25"/>
       <w:szCs w:val="26"/>
     </w:rPr>
   </w:style>
@@ -1623,14 +2330,15 @@
     <w:pPr>
       <w:keepNext/>
       <w:keepLines/>
-      <w:spacing w:before="200" w:after="0"/>
+      <w:spacing w:before="180" w:after="100"/>
       <w:outlineLvl w:val="2"/>
     </w:pPr>
     <w:rPr>
       <w:rFonts w:asciiTheme="majorHAnsi" w:eastAsiaTheme="majorEastAsia" w:hAnsiTheme="majorHAnsi" w:cstheme="majorBidi"/>
       <w:b/>
       <w:bCs/>
-      <w:color w:val="4F81BD" w:themeColor="accent1"/>
+      <w:color w:val="444444"/>
+      <w:sz w:val="22"/>
     </w:rPr>
   </w:style>
   <w:style w:type="paragraph" w:styleId="Heading4">
